--- a/PlatFormeConvert/76_cours_en.docx
+++ b/PlatFormeConvert/76_cours_en.docx
@@ -31,7 +31,7 @@
           <w:szCs w:val="36"/>
           <w:lang w:eastAsia="fr-FR"/>
         </w:rPr>
-        <w:t>Mandible fractures</w:t>
+        <w:t>Fractures of the mandible</w:t>
       </w:r>
     </w:p>
     <w:p>
@@ -76,7 +76,7 @@
           <w:szCs w:val="26"/>
           <w:lang w:eastAsia="fr-FR"/>
         </w:rPr>
-        <w:t>Anatomical, morphological, pathophysiological, clinical, and radiological analysis of continuity disruptions of the mandibular skeleton</w:t>
+        <w:t>Anatomical, morphological, pathophysiological, clinical and radiological analysis of continuity disruptions of the mandibular skeleton</w:t>
       </w:r>
     </w:p>
     <w:p>
@@ -149,7 +149,7 @@
           <w:sz w:val="25"/>
           <w:szCs w:val="25"/>
         </w:rPr>
-        <w:t>The notion of acquired mandibular bone continuity disruption translates to a clear or partial continuity solution of the mandibular skeleton, occurring after an external mechanical event, and breaking the architectural integrity of a bone arch subjected to strong functional constraints.</w:t>
+        <w:t>The notion of acquired mandibular bone continuity disruption translates to a clear or partial discontinuity of the mandibular skeleton, occurring after an external mechanical event, and breaking the architectural integrity of a bone arch subjected to strong functional constraints.</w:t>
       </w:r>
     </w:p>
     <w:p>
@@ -187,7 +187,7 @@
           <w:sz w:val="25"/>
           <w:szCs w:val="25"/>
         </w:rPr>
-        <w:t>The involvement of the mandibular skeleton, which supports the masticatory function, gives these fractures a major functional dimension, as the mandible constitutes the bony support for the lower teeth, the masticatory muscles, and the temporomandibular joint.</w:t>
+        <w:t>Involvement of the mandibular skeleton, which supports the masticatory function, gives these fractures a major functional dimension, as the mandible forms the bony support for the lower teeth, masticatory muscles, and the temporomandibular joint.</w:t>
       </w:r>
     </w:p>
     <w:p>
@@ -287,26 +287,26 @@
           <w:sz w:val="25"/>
           <w:szCs w:val="25"/>
         </w:rPr>
-        <w:t>The mandibular cortico-cancellous bone structure combines a thick external cortex, resistant to mechanical stress, with a richly vascularized internal cancellous tissue, whose organization determines both the overall strength of the bone and its vulnerability to fracture lines.</w:t>
-      </w:r>
-    </w:p>
-    <w:p>
-      <w:pPr>
-        <w:pStyle w:val="NormalWeb"/>
-        <w:spacing w:before="160" w:beforeAutospacing="0" w:after="0" w:afterAutospacing="0" w:line="400" w:lineRule="atLeast"/>
-        <w:ind w:firstLine="425"/>
-        <w:jc w:val="both"/>
-        <w:rPr>
-          <w:sz w:val="25"/>
-          <w:szCs w:val="25"/>
-        </w:rPr>
-      </w:pPr>
-      <w:r>
-        <w:rPr>
-          <w:sz w:val="25"/>
-          <w:szCs w:val="25"/>
-        </w:rPr>
-        <w:t>The role in the lower facial architecture is expressed by the participation of the mandible in the projection of the lower third of the face, in the support of the peri-oral soft tissues, and in the morphological harmony of the facial profile, any alteration of its continuity leading to an immediately perceptible deformation.</w:t>
+        <w:t>The mandibular cortico-cancellous bone structure combines a thick external cortex, resistant to mechanical stress, with a richly vascularized internal spongy tissue, whose organization conditions both the overall strength of the bone and its vulnerability to fracture lines.</w:t>
+      </w:r>
+    </w:p>
+    <w:p>
+      <w:pPr>
+        <w:pStyle w:val="NormalWeb"/>
+        <w:spacing w:before="160" w:beforeAutospacing="0" w:after="0" w:afterAutospacing="0" w:line="400" w:lineRule="atLeast"/>
+        <w:ind w:firstLine="425"/>
+        <w:jc w:val="both"/>
+        <w:rPr>
+          <w:sz w:val="25"/>
+          <w:szCs w:val="25"/>
+        </w:rPr>
+      </w:pPr>
+      <w:r>
+        <w:rPr>
+          <w:sz w:val="25"/>
+          <w:szCs w:val="25"/>
+        </w:rPr>
+        <w:t>The role in the lower facial architecture is expressed by the participation of the mandible in the projection of the lower third of the face, in the support of the peri-oral soft tissues, and in the morphological harmony of the facial profile, any alteration of its continuity resulting in an immediately perceptible deformation.</w:t>
       </w:r>
     </w:p>
     <w:p>
@@ -462,26 +462,26 @@
           <w:sz w:val="25"/>
           <w:szCs w:val="25"/>
         </w:rPr>
-        <w:t>The mandibular canal and its traumatic vulnerability explain the frequency of sensory impairments associated with fractures, as any disruption of bone continuity can lead to compression, stretching, or partial sectioning of the nerve.</w:t>
-      </w:r>
-    </w:p>
-    <w:p>
-      <w:pPr>
-        <w:pStyle w:val="NormalWeb"/>
-        <w:spacing w:before="160" w:beforeAutospacing="0" w:after="0" w:afterAutospacing="0" w:line="400" w:lineRule="atLeast"/>
-        <w:ind w:firstLine="425"/>
-        <w:jc w:val="both"/>
-        <w:rPr>
-          <w:sz w:val="25"/>
-          <w:szCs w:val="25"/>
-        </w:rPr>
-      </w:pPr>
-      <w:r>
-        <w:rPr>
-          <w:sz w:val="25"/>
-          <w:szCs w:val="25"/>
-        </w:rPr>
-        <w:t>The relationships with the masticatory muscles, notably the masseter, the temporal, and the pterygoids, finally determine the fracture dynamics, as the muscular forces can secondarily displace the bone fragments and modify the mandibular alignment.</w:t>
+        <w:t>The mandibular canal and its traumatic vulnerability explain the frequency of sensory impairments associated with fractures, any disruption of bone continuity can lead to compression, stretching, or partial sectioning of the nerve.</w:t>
+      </w:r>
+    </w:p>
+    <w:p>
+      <w:pPr>
+        <w:pStyle w:val="NormalWeb"/>
+        <w:spacing w:before="160" w:beforeAutospacing="0" w:after="0" w:afterAutospacing="0" w:line="400" w:lineRule="atLeast"/>
+        <w:ind w:firstLine="425"/>
+        <w:jc w:val="both"/>
+        <w:rPr>
+          <w:sz w:val="25"/>
+          <w:szCs w:val="25"/>
+        </w:rPr>
+      </w:pPr>
+      <w:r>
+        <w:rPr>
+          <w:sz w:val="25"/>
+          <w:szCs w:val="25"/>
+        </w:rPr>
+        <w:t>The relationships with the masticatory muscles, notably the masseter, the temporal, and the pterygoids, finally condition the fracture dynamics, as the muscular forces can secondarily displace the bone fragments and modify the mandibular alignment.</w:t>
       </w:r>
     </w:p>
     <w:p>
@@ -522,64 +522,64 @@
           <w:sz w:val="28"/>
           <w:szCs w:val="28"/>
         </w:rPr>
-        <w:t>Mechanical principles</w:t>
-      </w:r>
-    </w:p>
-    <w:p>
-      <w:pPr>
-        <w:pStyle w:val="NormalWeb"/>
-        <w:spacing w:before="160" w:beforeAutospacing="0" w:after="0" w:afterAutospacing="0" w:line="400" w:lineRule="atLeast"/>
-        <w:ind w:firstLine="425"/>
-        <w:jc w:val="both"/>
-        <w:rPr>
-          <w:sz w:val="25"/>
-          <w:szCs w:val="25"/>
-        </w:rPr>
-      </w:pPr>
-      <w:r>
-        <w:rPr>
-          <w:sz w:val="25"/>
-          <w:szCs w:val="25"/>
-        </w:rPr>
-        <w:t>The transmission of traumatic forces to the mandibular skeleton is based on the sudden application of kinetic energy, which dissipates along the bony arch according to axes depending on the point of impact and the mandibular position at the time of the trauma.</w:t>
-      </w:r>
-    </w:p>
-    <w:p>
-      <w:pPr>
-        <w:pStyle w:val="NormalWeb"/>
-        <w:spacing w:before="160" w:beforeAutospacing="0" w:after="0" w:afterAutospacing="0" w:line="400" w:lineRule="atLeast"/>
-        <w:ind w:firstLine="425"/>
-        <w:jc w:val="both"/>
-        <w:rPr>
-          <w:sz w:val="25"/>
-          <w:szCs w:val="25"/>
-        </w:rPr>
-      </w:pPr>
-      <w:r>
-        <w:rPr>
-          <w:sz w:val="25"/>
-          <w:szCs w:val="25"/>
-        </w:rPr>
-        <w:t>The lever effect and the stress concentration zones explain the occurrence of fractures at a distance from the point of impact, with the mandible behaving like an arch structure subjected to bending, twisting, and compression forces.</w:t>
-      </w:r>
-    </w:p>
-    <w:p>
-      <w:pPr>
-        <w:pStyle w:val="NormalWeb"/>
-        <w:spacing w:before="160" w:beforeAutospacing="0" w:after="0" w:afterAutospacing="0" w:line="400" w:lineRule="atLeast"/>
-        <w:ind w:firstLine="425"/>
-        <w:jc w:val="both"/>
-        <w:rPr>
-          <w:sz w:val="25"/>
-          <w:szCs w:val="25"/>
-        </w:rPr>
-      </w:pPr>
-      <w:r>
-        <w:rPr>
-          <w:sz w:val="25"/>
-          <w:szCs w:val="25"/>
-        </w:rPr>
-        <w:t>The dissociation of masticatory muscle forces occurs early after the fracture, with the asymmetrical tractions exerted by the muscles inserted on the mandible promoting the secondary displacement of fragments and the worsening of bone misalignment.</w:t>
+        <w:t>A- Mechanical principles</w:t>
+      </w:r>
+    </w:p>
+    <w:p>
+      <w:pPr>
+        <w:pStyle w:val="NormalWeb"/>
+        <w:spacing w:before="160" w:beforeAutospacing="0" w:after="0" w:afterAutospacing="0" w:line="400" w:lineRule="atLeast"/>
+        <w:ind w:firstLine="425"/>
+        <w:jc w:val="both"/>
+        <w:rPr>
+          <w:sz w:val="25"/>
+          <w:szCs w:val="25"/>
+        </w:rPr>
+      </w:pPr>
+      <w:r>
+        <w:rPr>
+          <w:sz w:val="25"/>
+          <w:szCs w:val="25"/>
+        </w:rPr>
+        <w:t>The transmission of traumatic forces to the mandibular skeleton is based on the sudden application of kinetic energy, whose dissipation occurs along the bony arch according to axes depending on the point of impact and the mandibular position at the time of the trauma.</w:t>
+      </w:r>
+    </w:p>
+    <w:p>
+      <w:pPr>
+        <w:pStyle w:val="NormalWeb"/>
+        <w:spacing w:before="160" w:beforeAutospacing="0" w:after="0" w:afterAutospacing="0" w:line="400" w:lineRule="atLeast"/>
+        <w:ind w:firstLine="425"/>
+        <w:jc w:val="both"/>
+        <w:rPr>
+          <w:sz w:val="25"/>
+          <w:szCs w:val="25"/>
+        </w:rPr>
+      </w:pPr>
+      <w:r>
+        <w:rPr>
+          <w:sz w:val="25"/>
+          <w:szCs w:val="25"/>
+        </w:rPr>
+        <w:t>The lever effect and the stress concentration areas explain the occurrence of fractures at a distance from the point of impact, with the mandible behaving like an arch structure subjected to bending, twisting, and compression forces.</w:t>
+      </w:r>
+    </w:p>
+    <w:p>
+      <w:pPr>
+        <w:pStyle w:val="NormalWeb"/>
+        <w:spacing w:before="160" w:beforeAutospacing="0" w:after="0" w:afterAutospacing="0" w:line="400" w:lineRule="atLeast"/>
+        <w:ind w:firstLine="425"/>
+        <w:jc w:val="both"/>
+        <w:rPr>
+          <w:sz w:val="25"/>
+          <w:szCs w:val="25"/>
+        </w:rPr>
+      </w:pPr>
+      <w:r>
+        <w:rPr>
+          <w:sz w:val="25"/>
+          <w:szCs w:val="25"/>
+        </w:rPr>
+        <w:t>The dissociation of masticatory muscle forces occurs early after the fracture, with the asymmetric tractions exerted by the muscles inserted on the mandible promoting the secondary displacement of the fragments and the worsening of the bone misalignment.</w:t>
       </w:r>
     </w:p>
     <w:p>
@@ -619,7 +619,7 @@
           <w:sz w:val="25"/>
           <w:szCs w:val="25"/>
         </w:rPr>
-        <w:t>Cortical rupture by direct stress corresponds to the application of a localized shock exceeding the bone's elasticity capacity, resulting in a clean fracture at the point of impact, frequently observed in lateral or angular traumas.</w:t>
+        <w:t>Cortical rupture by direct stress corresponds to the application of a localized shock exceeding the bone's elasticity capacity, resulting in a clean fracture at the point of impact, frequently observed during lateral or angular traumas.</w:t>
       </w:r>
     </w:p>
     <w:p>
@@ -678,7 +678,7 @@
           <w:sz w:val="28"/>
           <w:szCs w:val="28"/>
         </w:rPr>
-        <w:t>Functional consequences</w:t>
+        <w:t>C- Functional consequences</w:t>
       </w:r>
     </w:p>
     <w:p>
@@ -795,7 +795,7 @@
           <w:sz w:val="25"/>
           <w:szCs w:val="25"/>
         </w:rPr>
-        <w:t>Road traffic accidents represent a major cause, the high kinetic energy transmitted during road collisions exposing the mandible to brutal forces of compression, bending, and twisting often associated with complex facial injuries.</w:t>
+        <w:t>Road traffic accidents represent a major cause, with the high kinetic energy transmitted during road collisions exposing the mandible to brutal forces of compression, bending, and twisting often associated with complex facial injuries.</w:t>
       </w:r>
     </w:p>
     <w:p>
@@ -871,7 +871,7 @@
           <w:sz w:val="25"/>
           <w:szCs w:val="25"/>
         </w:rPr>
-        <w:t>The associated bone-weakening condition, including osteoporosis, bone metabolic disorders, or certain chronic deficiencies, reduces the resistance of mandibular bone tissue and lowers the fracture threshold in the face of sometimes moderate-intensity trauma.</w:t>
+        <w:t>The associated bone-weakening condition, including osteoporosis, bone metabolic disorders, or certain chronic deficiencies, reduces the resistance of mandibular bone tissue and lowers the fracture threshold in the face of sometimes moderate intensity trauma.</w:t>
       </w:r>
     </w:p>
     <w:p>
@@ -931,7 +931,7 @@
           <w:sz w:val="25"/>
           <w:szCs w:val="25"/>
         </w:rPr>
-        <w:t>The mandibular fracture line corresponds to a visible discontinuity in the bone, interrupting the normal architecture of the cortex and spongy tissue, and indicating the mechanical rupture of the mandibular arch.</w:t>
+        <w:t>The mandibular fracture line corresponds to a visible discontinuity in the bone, interrupting the normal architecture of the cortical and spongy tissue, and indicating the mechanical rupture of the mandibular arch.</w:t>
       </w:r>
     </w:p>
     <w:p>
@@ -969,7 +969,7 @@
           <w:sz w:val="25"/>
           <w:szCs w:val="25"/>
         </w:rPr>
-        <w:t>The simple or comminuted fracture distinguishes the single-line forms from the complex fractures involving multiple bone fragments, the latter indicating high traumatic energy and chaotic dissipation of mechanical stresses.</w:t>
+        <w:t>Simple or comminuted fractures distinguish single-line forms from complex fractures involving multiple bone fragments, the latter indicating high traumatic energy and chaotic dissipation of mechanical stresses.</w:t>
       </w:r>
     </w:p>
     <w:p>
@@ -1028,7 +1028,7 @@
           <w:sz w:val="25"/>
           <w:szCs w:val="25"/>
         </w:rPr>
-        <w:t>The misalignment of bone fragments results from the combination of the discontinuity rupture and persistent muscular forces, leading to an angular or translational shift responsible for a deformation of the mandibular arch.</w:t>
+        <w:t>The misalignment of bone fragments results from the combination of the discontinuity rupture and the persistent muscular forces, leading to an angular or translational shift responsible for a deformation of the mandibular arch.</w:t>
       </w:r>
     </w:p>
     <w:p>
@@ -1106,26 +1106,26 @@
           <w:sz w:val="25"/>
           <w:szCs w:val="25"/>
         </w:rPr>
-        <w:t>The fracture of the mandibular angle occurs at a zone of anatomical and mechanical transition, characterized by variable bone thickness and by the insertion of powerful muscles promoting the displacement of fragments.</w:t>
-      </w:r>
-    </w:p>
-    <w:p>
-      <w:pPr>
-        <w:pStyle w:val="NormalWeb"/>
-        <w:spacing w:before="160" w:beforeAutospacing="0" w:after="0" w:afterAutospacing="0" w:line="400" w:lineRule="atLeast"/>
-        <w:ind w:firstLine="425"/>
-        <w:jc w:val="both"/>
-        <w:rPr>
-          <w:sz w:val="25"/>
-          <w:szCs w:val="25"/>
-        </w:rPr>
-      </w:pPr>
-      <w:r>
-        <w:rPr>
-          <w:sz w:val="25"/>
-          <w:szCs w:val="25"/>
-        </w:rPr>
-        <w:t>The fracture of the ascending branch most often results from indirect mechanisms, the transmission of forces from the chin or the mandibular body concentrating on this relatively thin vertical structure.</w:t>
+        <w:t>The fracture of the mandibular angle occurs at an anatomical and mechanical transition zone, characterized by variable bone thickness and by the insertion of powerful muscles promoting the displacement of fragments.</w:t>
+      </w:r>
+    </w:p>
+    <w:p>
+      <w:pPr>
+        <w:pStyle w:val="NormalWeb"/>
+        <w:spacing w:before="160" w:beforeAutospacing="0" w:after="0" w:afterAutospacing="0" w:line="400" w:lineRule="atLeast"/>
+        <w:ind w:firstLine="425"/>
+        <w:jc w:val="both"/>
+        <w:rPr>
+          <w:sz w:val="25"/>
+          <w:szCs w:val="25"/>
+        </w:rPr>
+      </w:pPr>
+      <w:r>
+        <w:rPr>
+          <w:sz w:val="25"/>
+          <w:szCs w:val="25"/>
+        </w:rPr>
+        <w:t>The fracture of the ascending branch most often results from indirect mechanisms, with the transmission of forces from the chin or the mandibular body concentrating on this relatively thin vertical structure.</w:t>
       </w:r>
     </w:p>
     <w:p>
@@ -1202,7 +1202,7 @@
           <w:sz w:val="25"/>
           <w:szCs w:val="25"/>
         </w:rPr>
-        <w:t>This pain exacerbates with active or passive mobilization, indicating the instability of bone fragments and the direct transmission of mechanical stresses to the fracture site.</w:t>
+        <w:t>This pain is exacerbated by active or passive mobilization, indicating the instability of bone fragments and the direct transmission of mechanical stresses to the fracture site.</w:t>
       </w:r>
     </w:p>
     <w:p>
@@ -1240,64 +1240,64 @@
           <w:sz w:val="25"/>
           <w:szCs w:val="25"/>
         </w:rPr>
-        <w:t>Dental occlusion disorder is a major semiological sign, revealing a misalignment of the dental arches secondary to fracture displacement and misalignment of the mandibular segments.</w:t>
-      </w:r>
-    </w:p>
-    <w:p>
-      <w:pPr>
-        <w:pStyle w:val="NormalWeb"/>
-        <w:spacing w:before="160" w:beforeAutospacing="0" w:after="0" w:afterAutospacing="0" w:line="400" w:lineRule="atLeast"/>
-        <w:ind w:firstLine="425"/>
-        <w:jc w:val="both"/>
-        <w:rPr>
-          <w:sz w:val="25"/>
-          <w:szCs w:val="25"/>
-        </w:rPr>
-      </w:pPr>
-      <w:r>
-        <w:rPr>
-          <w:sz w:val="25"/>
-          <w:szCs w:val="25"/>
-        </w:rPr>
-        <w:t>Segmental abnormal mobility corresponds to the perception of independent movement between two portions of the mandible, indicating a clear mechanical instability at the fracture line.</w:t>
-      </w:r>
-    </w:p>
-    <w:p>
-      <w:pPr>
-        <w:pStyle w:val="NormalWeb"/>
-        <w:spacing w:before="160" w:beforeAutospacing="0" w:after="0" w:afterAutospacing="0" w:line="400" w:lineRule="atLeast"/>
-        <w:ind w:firstLine="425"/>
-        <w:jc w:val="both"/>
-        <w:rPr>
-          <w:sz w:val="25"/>
-          <w:szCs w:val="25"/>
-        </w:rPr>
-      </w:pPr>
-      <w:r>
-        <w:rPr>
-          <w:sz w:val="25"/>
-          <w:szCs w:val="25"/>
-        </w:rPr>
-        <w:t>Deviation of the mouth opening occurs in unilateral or condylar fractures, with muscular and articular asymmetry directing the opening towards the injured side.</w:t>
-      </w:r>
-    </w:p>
-    <w:p>
-      <w:pPr>
-        <w:pStyle w:val="NormalWeb"/>
-        <w:spacing w:before="160" w:beforeAutospacing="0" w:after="0" w:afterAutospacing="0" w:line="400" w:lineRule="atLeast"/>
-        <w:ind w:firstLine="425"/>
-        <w:jc w:val="both"/>
-        <w:rPr>
-          <w:sz w:val="25"/>
-          <w:szCs w:val="25"/>
-        </w:rPr>
-      </w:pPr>
-      <w:r>
-        <w:rPr>
-          <w:sz w:val="25"/>
-          <w:szCs w:val="25"/>
-        </w:rPr>
-        <w:t>Hypoesthesia of the inferior alveolar territory indicates direct or indirect involvement of the inferior alveolar nerve, through contusion, stretching, or compression within the mandibular canal.</w:t>
+        <w:t>Occlusal disorder is a major semiological sign, revealing a misalignment of the dental arches secondary to fracture displacement and misalignment of the mandibular segments.</w:t>
+      </w:r>
+    </w:p>
+    <w:p>
+      <w:pPr>
+        <w:pStyle w:val="NormalWeb"/>
+        <w:spacing w:before="160" w:beforeAutospacing="0" w:after="0" w:afterAutospacing="0" w:line="400" w:lineRule="atLeast"/>
+        <w:ind w:firstLine="425"/>
+        <w:jc w:val="both"/>
+        <w:rPr>
+          <w:sz w:val="25"/>
+          <w:szCs w:val="25"/>
+        </w:rPr>
+      </w:pPr>
+      <w:r>
+        <w:rPr>
+          <w:sz w:val="25"/>
+          <w:szCs w:val="25"/>
+        </w:rPr>
+        <w:t>Segmental abnormal mobility corresponds to the perception of an independent movement between two portions of the mandible, indicating a clear mechanical instability at the fracture line.</w:t>
+      </w:r>
+    </w:p>
+    <w:p>
+      <w:pPr>
+        <w:pStyle w:val="NormalWeb"/>
+        <w:spacing w:before="160" w:beforeAutospacing="0" w:after="0" w:afterAutospacing="0" w:line="400" w:lineRule="atLeast"/>
+        <w:ind w:firstLine="425"/>
+        <w:jc w:val="both"/>
+        <w:rPr>
+          <w:sz w:val="25"/>
+          <w:szCs w:val="25"/>
+        </w:rPr>
+      </w:pPr>
+      <w:r>
+        <w:rPr>
+          <w:sz w:val="25"/>
+          <w:szCs w:val="25"/>
+        </w:rPr>
+        <w:t>Deviation of mouth opening occurs in unilateral or condylar fractures, with muscular and articular asymmetry directing the opening towards the injured side.</w:t>
+      </w:r>
+    </w:p>
+    <w:p>
+      <w:pPr>
+        <w:pStyle w:val="NormalWeb"/>
+        <w:spacing w:before="160" w:beforeAutospacing="0" w:after="0" w:afterAutospacing="0" w:line="400" w:lineRule="atLeast"/>
+        <w:ind w:firstLine="425"/>
+        <w:jc w:val="both"/>
+        <w:rPr>
+          <w:sz w:val="25"/>
+          <w:szCs w:val="25"/>
+        </w:rPr>
+      </w:pPr>
+      <w:r>
+        <w:rPr>
+          <w:sz w:val="25"/>
+          <w:szCs w:val="25"/>
+        </w:rPr>
+        <w:t>Hypoesthesia of the inferior alveolar territory indicates direct or indirect involvement of the inferior alveolar nerve, by contusion, stretching, or compression within the mandibular canal.</w:t>
       </w:r>
     </w:p>
     <w:p>
@@ -1357,45 +1357,45 @@
           <w:sz w:val="28"/>
           <w:szCs w:val="28"/>
         </w:rPr>
-        <w:t>A- Computed Tomography</w:t>
-      </w:r>
-    </w:p>
-    <w:p>
-      <w:pPr>
-        <w:pStyle w:val="NormalWeb"/>
-        <w:spacing w:before="160" w:beforeAutospacing="0" w:after="0" w:afterAutospacing="0" w:line="400" w:lineRule="atLeast"/>
-        <w:ind w:firstLine="425"/>
-        <w:jc w:val="both"/>
-        <w:rPr>
-          <w:sz w:val="25"/>
-          <w:szCs w:val="25"/>
-        </w:rPr>
-      </w:pPr>
-      <w:r>
-        <w:rPr>
-          <w:sz w:val="25"/>
-          <w:szCs w:val="25"/>
-        </w:rPr>
-        <w:t>The visualization of the bone fracture line is the main objective of the CT scan exploration, allowing precise identification of the discontinuity affecting the cortical and mandibular spongy tissue.</w:t>
-      </w:r>
-    </w:p>
-    <w:p>
-      <w:pPr>
-        <w:pStyle w:val="NormalWeb"/>
-        <w:spacing w:before="160" w:beforeAutospacing="0" w:after="0" w:afterAutospacing="0" w:line="400" w:lineRule="atLeast"/>
-        <w:ind w:firstLine="425"/>
-        <w:jc w:val="both"/>
-        <w:rPr>
-          <w:sz w:val="25"/>
-          <w:szCs w:val="25"/>
-        </w:rPr>
-      </w:pPr>
-      <w:r>
-        <w:rPr>
-          <w:sz w:val="25"/>
-          <w:szCs w:val="25"/>
-        </w:rPr>
-        <w:t>The analysis of the displacement of fragments assesses the translation, angulation, and possible overlap of bone segments, key elements for evaluating severity and therapeutic planning.</w:t>
+        <w:t>CT scan</w:t>
+      </w:r>
+    </w:p>
+    <w:p>
+      <w:pPr>
+        <w:pStyle w:val="NormalWeb"/>
+        <w:spacing w:before="160" w:beforeAutospacing="0" w:after="0" w:afterAutospacing="0" w:line="400" w:lineRule="atLeast"/>
+        <w:ind w:firstLine="425"/>
+        <w:jc w:val="both"/>
+        <w:rPr>
+          <w:sz w:val="25"/>
+          <w:szCs w:val="25"/>
+        </w:rPr>
+      </w:pPr>
+      <w:r>
+        <w:rPr>
+          <w:sz w:val="25"/>
+          <w:szCs w:val="25"/>
+        </w:rPr>
+        <w:t>The visualization of the bone fracture line is the main objective of the computed tomography exploration, allowing precise identification of the discontinuity affecting the cortical and mandibular spongy tissue.</w:t>
+      </w:r>
+    </w:p>
+    <w:p>
+      <w:pPr>
+        <w:pStyle w:val="NormalWeb"/>
+        <w:spacing w:before="160" w:beforeAutospacing="0" w:after="0" w:afterAutospacing="0" w:line="400" w:lineRule="atLeast"/>
+        <w:ind w:firstLine="425"/>
+        <w:jc w:val="both"/>
+        <w:rPr>
+          <w:sz w:val="25"/>
+          <w:szCs w:val="25"/>
+        </w:rPr>
+      </w:pPr>
+      <w:r>
+        <w:rPr>
+          <w:sz w:val="25"/>
+          <w:szCs w:val="25"/>
+        </w:rPr>
+        <w:t>The analysis of the displacement of fragments assesses the translation, angulation, and possible overlapping of bone segments, key elements for evaluating severity and therapeutic planning.</w:t>
       </w:r>
     </w:p>
     <w:p>
@@ -1492,7 +1492,7 @@
           <w:sz w:val="25"/>
           <w:szCs w:val="25"/>
         </w:rPr>
-        <w:t>The axial analysis of fracture lines specifies the orientation of the fracture features and their relationship with the mandibular canal, contributing to the evaluation of neurological risk.</w:t>
+        <w:t>The axial analysis of fracture lines specifies the orientation of the fracture lines and their relationship with the mandibular canal, contributing to the assessment of neurological risk.</w:t>
       </w:r>
     </w:p>
     <w:p>
@@ -1551,7 +1551,7 @@
           <w:sz w:val="25"/>
           <w:szCs w:val="25"/>
         </w:rPr>
-        <w:t>The analysis of the associated soft tissues is indicated in case of suspicion of muscular, ligamentous, or discal lesions associated with a condylar fracture.</w:t>
+        <w:t>The analysis of associated soft tissues is indicated in case of suspected muscular, ligamentous, or discal lesions associated with a condylar fracture.</w:t>
       </w:r>
     </w:p>
     <w:p>
@@ -1647,7 +1647,7 @@
           <w:sz w:val="25"/>
           <w:szCs w:val="25"/>
         </w:rPr>
-        <w:t>The absence of a specific serum biological marker is a constant element, as no blood parameter allows for the identification or direct monitoring of the fracture as an autonomous biological entity.</w:t>
+        <w:t>The absence of a specific serum biological marker is a constant element, with no blood parameter allowing for the identification or direct monitoring of the fracture as an autonomous biological entity.</w:t>
       </w:r>
     </w:p>
     <w:p>
@@ -1783,26 +1783,26 @@
           <w:sz w:val="25"/>
           <w:szCs w:val="25"/>
         </w:rPr>
-        <w:t>The computed tomography radiological confirmation is the central step of the diagnosis, allowing visualization of the fracture line, specifying its topography, orientation, and degree of displacement.</w:t>
-      </w:r>
-    </w:p>
-    <w:p>
-      <w:pPr>
-        <w:pStyle w:val="NormalWeb"/>
-        <w:spacing w:before="160" w:beforeAutospacing="0" w:after="0" w:afterAutospacing="0" w:line="400" w:lineRule="atLeast"/>
-        <w:ind w:firstLine="425"/>
-        <w:jc w:val="both"/>
-        <w:rPr>
-          <w:sz w:val="25"/>
-          <w:szCs w:val="25"/>
-        </w:rPr>
-      </w:pPr>
-      <w:r>
-        <w:rPr>
-          <w:sz w:val="25"/>
-          <w:szCs w:val="25"/>
-        </w:rPr>
-        <w:t>This imaging also objectively shows the potential involvement of the mandibular canal, the condyle, and the temporomandibular joint, key elements for management.</w:t>
+        <w:t>The computed tomography radiological confirmation constitutes the central step of the diagnosis, allowing to visualize the fracture line, to specify its topography, orientation, and degree of displacement.</w:t>
+      </w:r>
+    </w:p>
+    <w:p>
+      <w:pPr>
+        <w:pStyle w:val="NormalWeb"/>
+        <w:spacing w:before="160" w:beforeAutospacing="0" w:after="0" w:afterAutospacing="0" w:line="400" w:lineRule="atLeast"/>
+        <w:ind w:firstLine="425"/>
+        <w:jc w:val="both"/>
+        <w:rPr>
+          <w:sz w:val="25"/>
+          <w:szCs w:val="25"/>
+        </w:rPr>
+      </w:pPr>
+      <w:r>
+        <w:rPr>
+          <w:sz w:val="25"/>
+          <w:szCs w:val="25"/>
+        </w:rPr>
+        <w:t>This imaging also shows the potential involvement of the mandibular canal, the condyle, and the temporomandibular joint, key elements for management.</w:t>
       </w:r>
     </w:p>
     <w:p>
@@ -1917,7 +1917,7 @@
           <w:sz w:val="25"/>
           <w:szCs w:val="25"/>
         </w:rPr>
-        <w:t>Mandibular contusion without fracture corresponds to a traumatic injury of the soft tissues and periosteum, causing pain and swelling without disorganization of the bone arch.</w:t>
+        <w:t>Mandibular contusion without fracture corresponds to a traumatic injury of the soft tissues and periosteum, responsible for pain and swelling without disorganization of the bone arch.</w:t>
       </w:r>
     </w:p>
     <w:p>
@@ -1974,7 +1974,7 @@
           <w:sz w:val="25"/>
           <w:szCs w:val="25"/>
         </w:rPr>
-        <w:t>These conditions are differentiated by their non-acute progression, the absence of a traumatic context, and radiological abnormalities incompatible with a mechanical fracture mechanism.</w:t>
+        <w:t>These conditions differ by their non-acute progression, the absence of traumatic context, and radiological abnormalities incompatible with a mechanical fracture mechanism.</w:t>
       </w:r>
     </w:p>
     <w:p>
@@ -2053,7 +2053,7 @@
           <w:sz w:val="25"/>
           <w:szCs w:val="25"/>
         </w:rPr>
-        <w:t>This strategy is based on limiting excessive mandibular movements, reducing mechanical stresses on the fracture site, and maintaining relative stability conducive to spontaneous bone healing.</w:t>
+        <w:t>This strategy is based on limiting excessive mandibular movements, reducing mechanical stress on the fracture site, and maintaining relative stability conducive to spontaneous bone healing.</w:t>
       </w:r>
     </w:p>
     <w:p>
@@ -2150,7 +2150,7 @@
           <w:sz w:val="25"/>
           <w:szCs w:val="25"/>
         </w:rPr>
-        <w:t>Plate and screw osteosynthesis ensures rigid stabilization of the fracture site, allowing for early functional recovery while promoting quality bone healing.</w:t>
+        <w:t>Osteosynthesis with plates and screws ensures rigid stabilization of the fracture site, allowing for early functional recovery while promoting quality bone healing.</w:t>
       </w:r>
     </w:p>
     <w:p>
@@ -2190,7 +2190,7 @@
           <w:sz w:val="28"/>
           <w:szCs w:val="28"/>
         </w:rPr>
-        <w:t>Monitoring</w:t>
+        <w:t>C- Monitoring</w:t>
       </w:r>
     </w:p>
     <w:p>
@@ -2211,26 +2211,26 @@
           <w:sz w:val="25"/>
           <w:szCs w:val="25"/>
         </w:rPr>
-        <w:t>Radiological follow-up of consolidation allows verification of bone callus progression and stability of the therapeutic setup.</w:t>
-      </w:r>
-    </w:p>
-    <w:p>
-      <w:pPr>
-        <w:pStyle w:val="NormalWeb"/>
-        <w:spacing w:before="160" w:beforeAutospacing="0" w:after="0" w:afterAutospacing="0" w:line="400" w:lineRule="atLeast"/>
-        <w:ind w:firstLine="425"/>
-        <w:jc w:val="both"/>
-        <w:rPr>
-          <w:sz w:val="25"/>
-          <w:szCs w:val="25"/>
-        </w:rPr>
-      </w:pPr>
-      <w:r>
-        <w:rPr>
-          <w:sz w:val="25"/>
-          <w:szCs w:val="25"/>
-        </w:rPr>
-        <w:t>The prevention of secondary complications aims to avoid infections, occlusal disorders, and lasting functional sequelae.</w:t>
+        <w:t>Radiological follow-up of consolidation allows verification of bone callus progression and the stability of the therapeutic setup.</w:t>
+      </w:r>
+    </w:p>
+    <w:p>
+      <w:pPr>
+        <w:pStyle w:val="NormalWeb"/>
+        <w:spacing w:before="160" w:beforeAutospacing="0" w:after="0" w:afterAutospacing="0" w:line="400" w:lineRule="atLeast"/>
+        <w:ind w:firstLine="425"/>
+        <w:jc w:val="both"/>
+        <w:rPr>
+          <w:sz w:val="25"/>
+          <w:szCs w:val="25"/>
+        </w:rPr>
+      </w:pPr>
+      <w:r>
+        <w:rPr>
+          <w:sz w:val="25"/>
+          <w:szCs w:val="25"/>
+        </w:rPr>
+        <w:t>Prevention of secondary complications aims to avoid infections, occlusal disorders, and lasting functional sequelae.</w:t>
       </w:r>
     </w:p>
     <w:p>
@@ -2307,26 +2307,26 @@
           <w:sz w:val="25"/>
           <w:szCs w:val="25"/>
         </w:rPr>
-        <w:t>The risk of persistent occlusal disorders occurs mainly in cases of imperfect reduction, delayed management, or lack of post-therapeutic monitoring.</w:t>
-      </w:r>
-    </w:p>
-    <w:p>
-      <w:pPr>
-        <w:pStyle w:val="NormalWeb"/>
-        <w:spacing w:before="160" w:beforeAutospacing="0" w:after="0" w:afterAutospacing="0" w:line="400" w:lineRule="atLeast"/>
-        <w:ind w:firstLine="425"/>
-        <w:jc w:val="both"/>
-        <w:rPr>
-          <w:sz w:val="25"/>
-          <w:szCs w:val="25"/>
-        </w:rPr>
-      </w:pPr>
-      <w:r>
-        <w:rPr>
-          <w:sz w:val="25"/>
-          <w:szCs w:val="25"/>
-        </w:rPr>
-        <w:t>Possible neurological complications mainly involve the inferior alveolar nerve, which may lead to transient or persistent sensory disturbances.</w:t>
+        <w:t>The risk of persistent occlusal disorders mainly occurs in cases of imperfect reduction, delayed management, or lack of post-therapeutic monitoring.</w:t>
+      </w:r>
+    </w:p>
+    <w:p>
+      <w:pPr>
+        <w:pStyle w:val="NormalWeb"/>
+        <w:spacing w:before="160" w:beforeAutospacing="0" w:after="0" w:afterAutospacing="0" w:line="400" w:lineRule="atLeast"/>
+        <w:ind w:firstLine="425"/>
+        <w:jc w:val="both"/>
+        <w:rPr>
+          <w:sz w:val="25"/>
+          <w:szCs w:val="25"/>
+        </w:rPr>
+      </w:pPr>
+      <w:r>
+        <w:rPr>
+          <w:sz w:val="25"/>
+          <w:szCs w:val="25"/>
+        </w:rPr>
+        <w:t>Possible neurological complications mainly involve the inferior alveolar nerve, which can lead to transient or persistent sensory disturbances.</w:t>
       </w:r>
     </w:p>
     <w:p>
@@ -2384,7 +2384,7 @@
           <w:sz w:val="25"/>
           <w:szCs w:val="25"/>
         </w:rPr>
-        <w:t>The anatomo-physiopathological coherence of mandibular fractures is imposed as that of traumatic injuries of the lower facial mobile bony arch, whose mechanical understanding, precise topographic recognition, and rigorous anatomical stabilization durably condition the restoration of occlusion, mastication, and facial balance.</w:t>
+        <w:t>The anatomo-physiopathological coherence of mandibular fractures is imposed as that of traumatic injuries of the lower mobile facial bony arch, whose mechanical understanding, precise topographic recognition, and rigorous anatomical stabilization durably condition the restoration of occlusion, mastication, and facial balance.</w:t>
       </w:r>
     </w:p>
     <w:p>
